--- a/klagomål/A 61100-2022 FSC-klagomål.docx
+++ b/klagomål/A 61100-2022 FSC-klagomål.docx
@@ -846,7 +846,7 @@
     <w:r>
       <w:tab/>
       <w:tab/>
-      <w:t>2026-06-18</w:t>
+      <w:t>2026-06-19</w:t>
       <w:br/>
       <w:br/>
     </w:r>

--- a/klagomål/A 61100-2022 FSC-klagomål.docx
+++ b/klagomål/A 61100-2022 FSC-klagomål.docx
@@ -846,7 +846,7 @@
     <w:r>
       <w:tab/>
       <w:tab/>
-      <w:t>2026-06-19</w:t>
+      <w:t>2026-06-20</w:t>
       <w:br/>
       <w:br/>
     </w:r>

--- a/klagomål/A 61100-2022 FSC-klagomål.docx
+++ b/klagomål/A 61100-2022 FSC-klagomål.docx
@@ -168,38 +168,7 @@
     </w:p>
     <w:p>
       <w:r>
-        <w:t>Detta dokument behandlar höga naturvärden i avverkningsanmälan A 61100-2022 i Gotlands kommun som inkom 2022-12-20 och omfattar 1,4 ha.</w:t>
-      </w:r>
-    </w:p>
-    <w:p>
-      <w:r>
-        <w:t>Nedan presenteras fynd av naturvårdsarter och fridlysta arter som gjorts i det avverkningsanmälda området, samt relevanta utdrag ur standarderna för FSC, Chain of Custody, Controlled Wood och PEFC. I BILAGA 1 finns artfakta om fridlysta arter.</w:t>
-      </w:r>
-    </w:p>
-    <w:p>
-      <w:r>
-        <w:t>Vi förväntar oss att ni återkommer med ett skriftligt svar på vårt klagomål och även beskriver vilka korrigerande åtgärder ni satt in för att rätta till identifierade brister i er efterlevnad av den svenska FSC standarden.</w:t>
-      </w:r>
-    </w:p>
-    <w:p>
-      <w:pPr>
-        <w:pStyle w:val="Heading1"/>
-      </w:pPr>
-      <w:r>
-        <w:t>Naturvårdsarter</w:t>
-      </w:r>
-    </w:p>
-    <w:p>
-      <w:r>
-        <w:t>Inom 15 meter från avverkningsanmälan har följande 4 naturvårdsarter hittats: garderönn (VU, §7), dårgräsfjäril (NT, §4a), solvända (NT) och gullviva (§9). Av dessa är 3 rödlistade. För rödlistade arter har rödlistekategorin angivits inom parentes. För fridlysta arter anges även paragrafen i Artskyddsförordningen som arten är fridlyst enligt.</w:t>
-      </w:r>
-    </w:p>
-    <w:p>
-      <w:r>
-        <w:t>De påträffade naturvårdsarterna är ett tydligt kvitto på att det rör sig om en skog med höga naturvärden.</w:t>
-      </w:r>
-      <w:r>
-        <w:t xml:space="preserve"> I Figur 1 visas fyndplatser för naturvårdsarter i området, som finns registrerade på Artportalen.</w:t>
+        <w:t>Detta klagomål behandlar höga naturvärden i avverkningsanmälan A 61100-2022 i Gotlands kommun som inkom 2022-12-20 och omfattar 1,4 ha.</w:t>
       </w:r>
     </w:p>
     <w:p>
@@ -209,7 +178,7 @@
       <w:r>
         <w:drawing>
           <wp:inline xmlns:a="http://schemas.openxmlformats.org/drawingml/2006/main" xmlns:pic="http://schemas.openxmlformats.org/drawingml/2006/picture">
-            <wp:extent cx="5450142" cy="5688000"/>
+            <wp:extent cx="5484636" cy="5724000"/>
             <wp:docPr id="1" name="Picture 1"/>
             <wp:cNvGraphicFramePr>
               <a:graphicFrameLocks noChangeAspect="1"/>
@@ -230,7 +199,7 @@
                   <pic:spPr>
                     <a:xfrm>
                       <a:off x="0" y="0"/>
-                      <a:ext cx="5450142" cy="5688000"/>
+                      <a:ext cx="5484636" cy="5724000"/>
                     </a:xfrm>
                     <a:prstGeom prst="rect"/>
                   </pic:spPr>
@@ -247,20 +216,46 @@
         <w:spacing w:after="240"/>
       </w:pPr>
       <w:r>
-        <w:t>Figur 1. Fyndplatser för naturvårdsarter inom 15 meter från avverkningsanmälan (röd linje). Markörer utan svart kant är placerade på fyndplatsen. Markörer med svart kant är placerade vid sidan av fyndplatsen och har ett svart streck som visar fyndplatsens exakta position. Kartans mittpunktskoordinat är N 6360036, E 704794 i SWEREF 99 TM.</w:t>
+        <w:t>Figur 1. Fyndplatser för naturvårdsarter inom 15 meter från avverkningsanmälan. Markörer utan svart kant är placerade på fyndplatsen. Markörer med svart kant är placerade vid sidan av fyndplatsen har ett svart streck som visar fyndplatsens exakta position. Kartans mittpunktskoordinat är N 6360036, E 704794 i SWEREF 99 TM.</w:t>
+      </w:r>
+    </w:p>
+    <w:p>
+      <w:r>
+        <w:t>Inom 15 meter från avverkningsanmälan finns fynd av 4 naturvårdsarter, varav 3 är rödlistade och 3 är fridlysta: garderönn (VU, §7), dårgräsfjäril (NT, §4a), solvända (NT) och gullviva (§9). Se Figur 1.</w:t>
+      </w:r>
+    </w:p>
+    <w:p>
+      <w:r>
+        <w:t>Nedan presenteras relevanta utdrag ur standarderna för FSC, Chain of Custody, Controlled Wood och PEFC.</w:t>
+      </w:r>
+    </w:p>
+    <w:p>
+      <w:r>
+        <w:t>Vi förväntar oss att ni återkommer med ett skriftligt svar på vårt klagomål och även beskriver vilka korrigerande åtgärder ni satt in för att rätta till identifierade brister i er efterlevnad av den svenska FSC standarden.</w:t>
       </w:r>
     </w:p>
     <w:p>
       <w:pPr>
-        <w:pStyle w:val="Heading2"/>
+        <w:pStyle w:val="Heading1"/>
       </w:pPr>
       <w:r>
-        <w:t>Fridlysta arter</w:t>
+        <w:t>Naturvårdsarter och fridlysta arter</w:t>
       </w:r>
     </w:p>
     <w:p>
       <w:r>
-        <w:t>Följande fridlysta arter har sina livsmiljöer och växtplatser i den avverkningsanmälda skogen: garderönn (VU, §7), dårgräsfjäril (NT, §4a) och gullviva (§9).</w:t>
+        <w:t>Nedan följer beskrivningar av de naturvårdsarter och fridlysta arter som har sina livsmiljöer och växtplatser i den avverkningsanmälda skogen. Se även ytterligare artfakta i BILAGA 1. De påträffade naturvårdsarterna är ett tydligt kvitto på att det rör sig om en skog med höga naturvärden.</w:t>
+      </w:r>
+    </w:p>
+    <w:p>
+      <w:r>
+        <w:rPr>
+          <w:b/>
+        </w:rPr>
+        <w:t>Garderönn (VU, §7)</w:t>
+      </w:r>
+      <w:r>
+        <w:t xml:space="preserve"> är strikt skyddad enligt §7 Artskyddsförordningen (bilaga 1) vilket innebär att hela dess livsmiljö ska bevaras. Den är enbart är känd från ett mindre område på östra Gotland där den växer i gles kalktallskog och på kalkhällar. Arten hotas genom sin lilla population. Markägare och verksamma inom skogsnäringen inom det område där garderönnen växer måste lära sig känna igen denna strikt skyddade art, för att undvika att skada den av misstag. Garderönn är globalt rödlistad som sårbar (VU) vilket innebär att Sverige har ett internationellt ansvar för arten (SLU Artdatabanken, 2026; IUCN, 2021).</w:t>
       </w:r>
     </w:p>
     <w:p>
@@ -272,17 +267,6 @@
       </w:r>
       <w:r>
         <w:t xml:space="preserve"> är rödlistad som nära hotad, fridlyst enligt 4a§ artskyddsförordningen och omfattas av bilaga 4 EU:s art- och habitatdirektiv vilket innebär ett strikt skydd där hela livsmiljön ska bevaras. Sedan 2005 omfattas dårgräsfjärilen av ett åtgärdsprogram för hotade arter (SLU Artdatabanken, 2024; Bergman, 2005). Hanar av dårgräsfjärilen ses ofta patrullera längs med bryn och vägar medan ägg-, larv- och puppstadier sker i bryn och i mindre gläntor inne i skogen. Speciellt äggen är uttorkningskänsliga och arten överlever inte kalavverkning (SLU Artdatabanken, 2024).</w:t>
-      </w:r>
-    </w:p>
-    <w:p>
-      <w:r>
-        <w:rPr>
-          <w:b/>
-        </w:rPr>
-        <w:t>Garderönn (VU, §7)</w:t>
-      </w:r>
-      <w:r>
-        <w:t xml:space="preserve"> är strikt skyddad enligt §7 Artskyddsförordningen (bilaga 1) vilket innebär att hela dess livsmiljö ska bevaras. Den är enbart är känd från ett mindre område på östra Gotland där den växer i gles kalktallskog och på kalkhällar. Arten hotas genom sin lilla population. Markägare och verksamma inom skogsnäringen inom det område där garderönnen växer måste lära sig känna igen denna strikt skyddade art, för att undvika att skada den av misstag. Garderönn är globalt rödlistad som sårbar (VU) vilket innebär att Sverige har ett internationellt ansvar för arten (SLU Artdatabanken, 2026; IUCN, 2021).</w:t>
       </w:r>
     </w:p>
     <w:p>
@@ -312,19 +296,6 @@
       </w:r>
       <w:r>
         <w:t xml:space="preserve"> (SLU Artdatabanken, 2025).</w:t>
-      </w:r>
-    </w:p>
-    <w:p>
-      <w:r>
-        <w:t>I BILAGA 1 finns mer detaljerad information om ekologi samt krav på livsmiljö hos fridlysta arter.</w:t>
-      </w:r>
-    </w:p>
-    <w:p>
-      <w:pPr>
-        <w:pStyle w:val="Heading2"/>
-      </w:pPr>
-      <w:r>
-        <w:t>Övriga naturvårdsarter</w:t>
       </w:r>
     </w:p>
     <w:p>
@@ -846,7 +817,7 @@
     <w:r>
       <w:tab/>
       <w:tab/>
-      <w:t>2026-06-20</w:t>
+      <w:t>2026-06-21</w:t>
       <w:br/>
       <w:br/>
     </w:r>

--- a/klagomål/A 61100-2022 FSC-klagomål.docx
+++ b/klagomål/A 61100-2022 FSC-klagomål.docx
@@ -817,7 +817,7 @@
     <w:r>
       <w:tab/>
       <w:tab/>
-      <w:t>2026-06-21</w:t>
+      <w:t>2026-06-22</w:t>
       <w:br/>
       <w:br/>
     </w:r>

--- a/klagomål/A 61100-2022 FSC-klagomål.docx
+++ b/klagomål/A 61100-2022 FSC-klagomål.docx
@@ -817,7 +817,7 @@
     <w:r>
       <w:tab/>
       <w:tab/>
-      <w:t>2026-06-22</w:t>
+      <w:t>2026-06-23</w:t>
       <w:br/>
       <w:br/>
     </w:r>

--- a/klagomål/A 61100-2022 FSC-klagomål.docx
+++ b/klagomål/A 61100-2022 FSC-klagomål.docx
@@ -817,7 +817,7 @@
     <w:r>
       <w:tab/>
       <w:tab/>
-      <w:t>2026-06-23</w:t>
+      <w:t>2026-06-24</w:t>
       <w:br/>
       <w:br/>
     </w:r>

--- a/klagomål/A 61100-2022 FSC-klagomål.docx
+++ b/klagomål/A 61100-2022 FSC-klagomål.docx
@@ -817,7 +817,7 @@
     <w:r>
       <w:tab/>
       <w:tab/>
-      <w:t>2026-06-24</w:t>
+      <w:t>2026-06-25</w:t>
       <w:br/>
       <w:br/>
     </w:r>

--- a/klagomål/A 61100-2022 FSC-klagomål.docx
+++ b/klagomål/A 61100-2022 FSC-klagomål.docx
@@ -817,7 +817,7 @@
     <w:r>
       <w:tab/>
       <w:tab/>
-      <w:t>2026-06-25</w:t>
+      <w:t>2026-06-26</w:t>
       <w:br/>
       <w:br/>
     </w:r>

--- a/klagomål/A 61100-2022 FSC-klagomål.docx
+++ b/klagomål/A 61100-2022 FSC-klagomål.docx
@@ -817,7 +817,7 @@
     <w:r>
       <w:tab/>
       <w:tab/>
-      <w:t>2026-06-26</w:t>
+      <w:t>2026-06-27</w:t>
       <w:br/>
       <w:br/>
     </w:r>

--- a/klagomål/A 61100-2022 FSC-klagomål.docx
+++ b/klagomål/A 61100-2022 FSC-klagomål.docx
@@ -817,7 +817,7 @@
     <w:r>
       <w:tab/>
       <w:tab/>
-      <w:t>2026-06-27</w:t>
+      <w:t>2026-06-28</w:t>
       <w:br/>
       <w:br/>
     </w:r>

--- a/klagomål/A 61100-2022 FSC-klagomål.docx
+++ b/klagomål/A 61100-2022 FSC-klagomål.docx
@@ -817,7 +817,7 @@
     <w:r>
       <w:tab/>
       <w:tab/>
-      <w:t>2026-06-28</w:t>
+      <w:t>2026-06-29</w:t>
       <w:br/>
       <w:br/>
     </w:r>

--- a/klagomål/A 61100-2022 FSC-klagomål.docx
+++ b/klagomål/A 61100-2022 FSC-klagomål.docx
@@ -817,7 +817,7 @@
     <w:r>
       <w:tab/>
       <w:tab/>
-      <w:t>2026-06-29</w:t>
+      <w:t>2026-06-30</w:t>
       <w:br/>
       <w:br/>
     </w:r>

--- a/klagomål/A 61100-2022 FSC-klagomål.docx
+++ b/klagomål/A 61100-2022 FSC-klagomål.docx
@@ -817,7 +817,7 @@
     <w:r>
       <w:tab/>
       <w:tab/>
-      <w:t>2026-06-30</w:t>
+      <w:t>2026-07-01</w:t>
       <w:br/>
       <w:br/>
     </w:r>

--- a/klagomål/A 61100-2022 FSC-klagomål.docx
+++ b/klagomål/A 61100-2022 FSC-klagomål.docx
@@ -817,7 +817,7 @@
     <w:r>
       <w:tab/>
       <w:tab/>
-      <w:t>2026-07-01</w:t>
+      <w:t>2026-07-02</w:t>
       <w:br/>
       <w:br/>
     </w:r>

--- a/klagomål/A 61100-2022 FSC-klagomål.docx
+++ b/klagomål/A 61100-2022 FSC-klagomål.docx
@@ -817,7 +817,7 @@
     <w:r>
       <w:tab/>
       <w:tab/>
-      <w:t>2026-07-13</w:t>
+      <w:t>2026-07-14</w:t>
       <w:br/>
       <w:br/>
     </w:r>

--- a/klagomål/A 61100-2022 FSC-klagomål.docx
+++ b/klagomål/A 61100-2022 FSC-klagomål.docx
@@ -817,7 +817,7 @@
     <w:r>
       <w:tab/>
       <w:tab/>
-      <w:t>2026-07-14</w:t>
+      <w:t>2026-07-15</w:t>
       <w:br/>
       <w:br/>
     </w:r>

--- a/klagomål/A 61100-2022 FSC-klagomål.docx
+++ b/klagomål/A 61100-2022 FSC-klagomål.docx
@@ -817,7 +817,7 @@
     <w:r>
       <w:tab/>
       <w:tab/>
-      <w:t>2026-07-15</w:t>
+      <w:t>2026-07-16</w:t>
       <w:br/>
       <w:br/>
     </w:r>

--- a/klagomål/A 61100-2022 FSC-klagomål.docx
+++ b/klagomål/A 61100-2022 FSC-klagomål.docx
@@ -817,7 +817,7 @@
     <w:r>
       <w:tab/>
       <w:tab/>
-      <w:t>2026-07-16</w:t>
+      <w:t>2026-07-17</w:t>
       <w:br/>
       <w:br/>
     </w:r>

--- a/klagomål/A 61100-2022 FSC-klagomål.docx
+++ b/klagomål/A 61100-2022 FSC-klagomål.docx
@@ -817,7 +817,7 @@
     <w:r>
       <w:tab/>
       <w:tab/>
-      <w:t>2026-07-17</w:t>
+      <w:t>2026-07-18</w:t>
       <w:br/>
       <w:br/>
     </w:r>

--- a/klagomål/A 61100-2022 FSC-klagomål.docx
+++ b/klagomål/A 61100-2022 FSC-klagomål.docx
@@ -817,7 +817,7 @@
     <w:r>
       <w:tab/>
       <w:tab/>
-      <w:t>2026-07-18</w:t>
+      <w:t>2026-07-19</w:t>
       <w:br/>
       <w:br/>
     </w:r>

--- a/klagomål/A 61100-2022 FSC-klagomål.docx
+++ b/klagomål/A 61100-2022 FSC-klagomål.docx
@@ -817,7 +817,7 @@
     <w:r>
       <w:tab/>
       <w:tab/>
-      <w:t>2026-07-19</w:t>
+      <w:t>2026-07-20</w:t>
       <w:br/>
       <w:br/>
     </w:r>

--- a/klagomål/A 61100-2022 FSC-klagomål.docx
+++ b/klagomål/A 61100-2022 FSC-klagomål.docx
@@ -817,7 +817,7 @@
     <w:r>
       <w:tab/>
       <w:tab/>
-      <w:t>2026-07-20</w:t>
+      <w:t>2026-07-21</w:t>
       <w:br/>
       <w:br/>
     </w:r>

--- a/klagomål/A 61100-2022 FSC-klagomål.docx
+++ b/klagomål/A 61100-2022 FSC-klagomål.docx
@@ -817,7 +817,7 @@
     <w:r>
       <w:tab/>
       <w:tab/>
-      <w:t>2026-07-21</w:t>
+      <w:t>2026-07-22</w:t>
       <w:br/>
       <w:br/>
     </w:r>

--- a/klagomål/A 61100-2022 FSC-klagomål.docx
+++ b/klagomål/A 61100-2022 FSC-klagomål.docx
@@ -817,7 +817,7 @@
     <w:r>
       <w:tab/>
       <w:tab/>
-      <w:t>2026-07-22</w:t>
+      <w:t>2026-07-23</w:t>
       <w:br/>
       <w:br/>
     </w:r>

--- a/klagomål/A 61100-2022 FSC-klagomål.docx
+++ b/klagomål/A 61100-2022 FSC-klagomål.docx
@@ -817,7 +817,7 @@
     <w:r>
       <w:tab/>
       <w:tab/>
-      <w:t>2026-07-23</w:t>
+      <w:t>2026-07-24</w:t>
       <w:br/>
       <w:br/>
     </w:r>

--- a/klagomål/A 61100-2022 FSC-klagomål.docx
+++ b/klagomål/A 61100-2022 FSC-klagomål.docx
@@ -817,7 +817,7 @@
     <w:r>
       <w:tab/>
       <w:tab/>
-      <w:t>2026-07-24</w:t>
+      <w:t>2026-07-25</w:t>
       <w:br/>
       <w:br/>
     </w:r>

--- a/klagomål/A 61100-2022 FSC-klagomål.docx
+++ b/klagomål/A 61100-2022 FSC-klagomål.docx
@@ -817,7 +817,7 @@
     <w:r>
       <w:tab/>
       <w:tab/>
-      <w:t>2026-07-25</w:t>
+      <w:t>2026-07-26</w:t>
       <w:br/>
       <w:br/>
     </w:r>

--- a/klagomål/A 61100-2022 FSC-klagomål.docx
+++ b/klagomål/A 61100-2022 FSC-klagomål.docx
@@ -817,7 +817,7 @@
     <w:r>
       <w:tab/>
       <w:tab/>
-      <w:t>2026-07-26</w:t>
+      <w:t>2026-07-27</w:t>
       <w:br/>
       <w:br/>
     </w:r>

--- a/klagomål/A 61100-2022 FSC-klagomål.docx
+++ b/klagomål/A 61100-2022 FSC-klagomål.docx
@@ -817,7 +817,7 @@
     <w:r>
       <w:tab/>
       <w:tab/>
-      <w:t>2026-07-27</w:t>
+      <w:t>2026-07-28</w:t>
       <w:br/>
       <w:br/>
     </w:r>

--- a/klagomål/A 61100-2022 FSC-klagomål.docx
+++ b/klagomål/A 61100-2022 FSC-klagomål.docx
@@ -817,7 +817,7 @@
     <w:r>
       <w:tab/>
       <w:tab/>
-      <w:t>2026-07-28</w:t>
+      <w:t>2026-07-29</w:t>
       <w:br/>
       <w:br/>
     </w:r>

--- a/klagomål/A 61100-2022 FSC-klagomål.docx
+++ b/klagomål/A 61100-2022 FSC-klagomål.docx
@@ -817,7 +817,7 @@
     <w:r>
       <w:tab/>
       <w:tab/>
-      <w:t>2026-07-29</w:t>
+      <w:t>2026-07-30</w:t>
       <w:br/>
       <w:br/>
     </w:r>

--- a/klagomål/A 61100-2022 FSC-klagomål.docx
+++ b/klagomål/A 61100-2022 FSC-klagomål.docx
@@ -817,7 +817,7 @@
     <w:r>
       <w:tab/>
       <w:tab/>
-      <w:t>2026-07-30</w:t>
+      <w:t>2026-07-31</w:t>
       <w:br/>
       <w:br/>
     </w:r>

--- a/klagomål/A 61100-2022 FSC-klagomål.docx
+++ b/klagomål/A 61100-2022 FSC-klagomål.docx
@@ -817,7 +817,7 @@
     <w:r>
       <w:tab/>
       <w:tab/>
-      <w:t>2026-07-31</w:t>
+      <w:t>2026-08-01</w:t>
       <w:br/>
       <w:br/>
     </w:r>

--- a/klagomål/A 61100-2022 FSC-klagomål.docx
+++ b/klagomål/A 61100-2022 FSC-klagomål.docx
@@ -817,7 +817,7 @@
     <w:r>
       <w:tab/>
       <w:tab/>
-      <w:t>2026-08-01</w:t>
+      <w:t>2026-08-02</w:t>
       <w:br/>
       <w:br/>
     </w:r>

--- a/klagomål/A 61100-2022 FSC-klagomål.docx
+++ b/klagomål/A 61100-2022 FSC-klagomål.docx
@@ -817,7 +817,7 @@
     <w:r>
       <w:tab/>
       <w:tab/>
-      <w:t>2026-08-02</w:t>
+      <w:t>2026-08-03</w:t>
       <w:br/>
       <w:br/>
     </w:r>

--- a/klagomål/A 61100-2022 FSC-klagomål.docx
+++ b/klagomål/A 61100-2022 FSC-klagomål.docx
@@ -817,7 +817,7 @@
     <w:r>
       <w:tab/>
       <w:tab/>
-      <w:t>2026-08-03</w:t>
+      <w:t>2026-08-05</w:t>
       <w:br/>
       <w:br/>
     </w:r>

--- a/klagomål/A 61100-2022 FSC-klagomål.docx
+++ b/klagomål/A 61100-2022 FSC-klagomål.docx
@@ -817,7 +817,7 @@
     <w:r>
       <w:tab/>
       <w:tab/>
-      <w:t>2026-08-05</w:t>
+      <w:t>2026-08-07</w:t>
       <w:br/>
       <w:br/>
     </w:r>

--- a/klagomål/A 61100-2022 FSC-klagomål.docx
+++ b/klagomål/A 61100-2022 FSC-klagomål.docx
@@ -817,7 +817,7 @@
     <w:r>
       <w:tab/>
       <w:tab/>
-      <w:t>2026-08-07</w:t>
+      <w:t>2026-08-08</w:t>
       <w:br/>
       <w:br/>
     </w:r>

--- a/klagomål/A 61100-2022 FSC-klagomål.docx
+++ b/klagomål/A 61100-2022 FSC-klagomål.docx
@@ -216,7 +216,7 @@
         <w:spacing w:after="240"/>
       </w:pPr>
       <w:r>
-        <w:t>Figur 1. Fyndplatser för naturvårdsarter inom 15 meter från avverkningsanmälan. Markörer utan svart kant är placerade på fyndplatsen. Markörer med svart kant är placerade vid sidan av fyndplatsen har ett svart streck som visar fyndplatsens exakta position. Kartans mittpunktskoordinat är N 6360036, E 704794 i SWEREF 99 TM.</w:t>
+        <w:t>Figur 1. Fyndplatser för naturvårdsarter inom 15 meter från avverkningsanmälan. Markörer utan svart kant är placerade på fyndplatsen. Markörer med svart kant är placerade vid sidan av fyndplatsen och har ett svart streck som visar fyndplatsens exakta position. Kartans mittpunktskoordinat är N 6360036, E 704794 i SWEREF 99 TM.</w:t>
       </w:r>
     </w:p>
     <w:p>
@@ -817,7 +817,7 @@
     <w:r>
       <w:tab/>
       <w:tab/>
-      <w:t>2026-08-14</w:t>
+      <w:t>2026-08-15</w:t>
       <w:br/>
       <w:br/>
     </w:r>

--- a/klagomål/A 61100-2022 FSC-klagomål.docx
+++ b/klagomål/A 61100-2022 FSC-klagomål.docx
@@ -817,7 +817,7 @@
     <w:r>
       <w:tab/>
       <w:tab/>
-      <w:t>2026-08-15</w:t>
+      <w:t>2026-08-16</w:t>
       <w:br/>
       <w:br/>
     </w:r>

--- a/klagomål/A 61100-2022 FSC-klagomål.docx
+++ b/klagomål/A 61100-2022 FSC-klagomål.docx
@@ -817,7 +817,7 @@
     <w:r>
       <w:tab/>
       <w:tab/>
-      <w:t>2026-08-16</w:t>
+      <w:t>2026-08-17</w:t>
       <w:br/>
       <w:br/>
     </w:r>

--- a/klagomål/A 61100-2022 FSC-klagomål.docx
+++ b/klagomål/A 61100-2022 FSC-klagomål.docx
@@ -817,7 +817,7 @@
     <w:r>
       <w:tab/>
       <w:tab/>
-      <w:t>2026-08-17</w:t>
+      <w:t>2026-08-18</w:t>
       <w:br/>
       <w:br/>
     </w:r>

--- a/klagomål/A 61100-2022 FSC-klagomål.docx
+++ b/klagomål/A 61100-2022 FSC-klagomål.docx
@@ -817,7 +817,7 @@
     <w:r>
       <w:tab/>
       <w:tab/>
-      <w:t>2026-08-18</w:t>
+      <w:t>2026-08-19</w:t>
       <w:br/>
       <w:br/>
     </w:r>

--- a/klagomål/A 61100-2022 FSC-klagomål.docx
+++ b/klagomål/A 61100-2022 FSC-klagomål.docx
@@ -817,7 +817,7 @@
     <w:r>
       <w:tab/>
       <w:tab/>
-      <w:t>2026-08-19</w:t>
+      <w:t>2026-08-20</w:t>
       <w:br/>
       <w:br/>
     </w:r>

--- a/klagomål/A 61100-2022 FSC-klagomål.docx
+++ b/klagomål/A 61100-2022 FSC-klagomål.docx
@@ -817,7 +817,7 @@
     <w:r>
       <w:tab/>
       <w:tab/>
-      <w:t>2026-08-20</w:t>
+      <w:t>2026-08-21</w:t>
       <w:br/>
       <w:br/>
     </w:r>

--- a/klagomål/A 61100-2022 FSC-klagomål.docx
+++ b/klagomål/A 61100-2022 FSC-klagomål.docx
@@ -817,7 +817,7 @@
     <w:r>
       <w:tab/>
       <w:tab/>
-      <w:t>2026-08-21</w:t>
+      <w:t>2026-08-22</w:t>
       <w:br/>
       <w:br/>
     </w:r>

--- a/klagomål/A 61100-2022 FSC-klagomål.docx
+++ b/klagomål/A 61100-2022 FSC-klagomål.docx
@@ -817,7 +817,7 @@
     <w:r>
       <w:tab/>
       <w:tab/>
-      <w:t>2026-08-22</w:t>
+      <w:t>2026-08-23</w:t>
       <w:br/>
       <w:br/>
     </w:r>

--- a/klagomål/A 61100-2022 FSC-klagomål.docx
+++ b/klagomål/A 61100-2022 FSC-klagomål.docx
@@ -817,7 +817,7 @@
     <w:r>
       <w:tab/>
       <w:tab/>
-      <w:t>2026-08-23</w:t>
+      <w:t>2026-08-24</w:t>
       <w:br/>
       <w:br/>
     </w:r>

--- a/klagomål/A 61100-2022 FSC-klagomål.docx
+++ b/klagomål/A 61100-2022 FSC-klagomål.docx
@@ -817,7 +817,7 @@
     <w:r>
       <w:tab/>
       <w:tab/>
-      <w:t>2026-08-24</w:t>
+      <w:t>2026-08-25</w:t>
       <w:br/>
       <w:br/>
     </w:r>

--- a/klagomål/A 61100-2022 FSC-klagomål.docx
+++ b/klagomål/A 61100-2022 FSC-klagomål.docx
@@ -817,7 +817,7 @@
     <w:r>
       <w:tab/>
       <w:tab/>
-      <w:t>2026-08-25</w:t>
+      <w:t>2026-08-26</w:t>
       <w:br/>
       <w:br/>
     </w:r>

--- a/klagomål/A 61100-2022 FSC-klagomål.docx
+++ b/klagomål/A 61100-2022 FSC-klagomål.docx
@@ -817,7 +817,7 @@
     <w:r>
       <w:tab/>
       <w:tab/>
-      <w:t>2026-08-26</w:t>
+      <w:t>2026-08-27</w:t>
       <w:br/>
       <w:br/>
     </w:r>

--- a/klagomål/A 61100-2022 FSC-klagomål.docx
+++ b/klagomål/A 61100-2022 FSC-klagomål.docx
@@ -817,7 +817,7 @@
     <w:r>
       <w:tab/>
       <w:tab/>
-      <w:t>2026-08-27</w:t>
+      <w:t>2026-08-28</w:t>
       <w:br/>
       <w:br/>
     </w:r>

--- a/klagomål/A 61100-2022 FSC-klagomål.docx
+++ b/klagomål/A 61100-2022 FSC-klagomål.docx
@@ -817,7 +817,7 @@
     <w:r>
       <w:tab/>
       <w:tab/>
-      <w:t>2026-08-28</w:t>
+      <w:t>2026-08-29</w:t>
       <w:br/>
       <w:br/>
     </w:r>

--- a/klagomål/A 61100-2022 FSC-klagomål.docx
+++ b/klagomål/A 61100-2022 FSC-klagomål.docx
@@ -817,7 +817,7 @@
     <w:r>
       <w:tab/>
       <w:tab/>
-      <w:t>2026-08-29</w:t>
+      <w:t>2026-08-31</w:t>
       <w:br/>
       <w:br/>
     </w:r>

--- a/klagomål/A 61100-2022 FSC-klagomål.docx
+++ b/klagomål/A 61100-2022 FSC-klagomål.docx
@@ -817,7 +817,7 @@
     <w:r>
       <w:tab/>
       <w:tab/>
-      <w:t>2026-08-31</w:t>
+      <w:t>2026-09-01</w:t>
       <w:br/>
       <w:br/>
     </w:r>

--- a/klagomål/A 61100-2022 FSC-klagomål.docx
+++ b/klagomål/A 61100-2022 FSC-klagomål.docx
@@ -817,7 +817,7 @@
     <w:r>
       <w:tab/>
       <w:tab/>
-      <w:t>2026-09-01</w:t>
+      <w:t>2026-09-02</w:t>
       <w:br/>
       <w:br/>
     </w:r>

--- a/klagomål/A 61100-2022 FSC-klagomål.docx
+++ b/klagomål/A 61100-2022 FSC-klagomål.docx
@@ -817,7 +817,7 @@
     <w:r>
       <w:tab/>
       <w:tab/>
-      <w:t>2026-09-02</w:t>
+      <w:t>2026-09-03</w:t>
       <w:br/>
       <w:br/>
     </w:r>

--- a/klagomål/A 61100-2022 FSC-klagomål.docx
+++ b/klagomål/A 61100-2022 FSC-klagomål.docx
@@ -817,7 +817,7 @@
     <w:r>
       <w:tab/>
       <w:tab/>
-      <w:t>2026-09-03</w:t>
+      <w:t>2026-09-04</w:t>
       <w:br/>
       <w:br/>
     </w:r>

--- a/klagomål/A 61100-2022 FSC-klagomål.docx
+++ b/klagomål/A 61100-2022 FSC-klagomål.docx
@@ -817,7 +817,7 @@
     <w:r>
       <w:tab/>
       <w:tab/>
-      <w:t>2026-09-04</w:t>
+      <w:t>2026-09-05</w:t>
       <w:br/>
       <w:br/>
     </w:r>
